--- a/documentação tcc.docx
+++ b/documentação tcc.docx
@@ -115,15 +115,25 @@
         <w:spacing w:before="2520"/>
       </w:pPr>
       <w:r>
-        <w:t xml:space="preserve">LUMIÈRE: </w:t>
+        <w:t>VALID</w:t>
+      </w:r>
+      <w:r>
+        <w:t xml:space="preserve">: </w:t>
       </w:r>
     </w:p>
     <w:p>
       <w:pPr>
         <w:pStyle w:val="SemEspaamento"/>
-      </w:pPr>
-      <w:r>
-        <w:t>Detector de documentos gerados ou modificados por IA</w:t>
+        <w:rPr>
+          <w:i/>
+        </w:rPr>
+      </w:pPr>
+      <w:r>
+        <w:rPr>
+          <w:rStyle w:val="nfase"/>
+          <w:i w:val="0"/>
+        </w:rPr>
+        <w:t>Verificador Automatizado de Legalidade e Integridade Documental</w:t>
       </w:r>
     </w:p>
     <w:p>
@@ -235,23 +245,29 @@
         <w:spacing w:before="4200"/>
       </w:pPr>
       <w:r>
-        <w:t xml:space="preserve">LUMIÈRE: </w:t>
+        <w:t>VALID</w:t>
+      </w:r>
+      <w:r>
+        <w:t xml:space="preserve">: </w:t>
       </w:r>
     </w:p>
     <w:p>
       <w:pPr>
         <w:pStyle w:val="SemEspaamento"/>
-      </w:pPr>
-      <w:r>
-        <w:t>Detector de documentos gerados ou modificados p</w:t>
-      </w:r>
-      <w:r>
-        <w:t>or</w:t>
-      </w:r>
-      <w:r>
-        <w:t xml:space="preserve"> IA</w:t>
-      </w:r>
-    </w:p>
+        <w:rPr>
+          <w:i/>
+        </w:rPr>
+      </w:pPr>
+      <w:bookmarkStart w:id="0" w:name="_GoBack"/>
+      <w:r>
+        <w:rPr>
+          <w:rStyle w:val="nfase"/>
+          <w:i w:val="0"/>
+        </w:rPr>
+        <w:t>Verificador Automatizado de Legalidade e Integridade Documental</w:t>
+      </w:r>
+    </w:p>
+    <w:bookmarkEnd w:id="0"/>
     <w:p>
       <w:pPr>
         <w:pStyle w:val="SemEspaamento"/>
@@ -439,8 +455,6 @@
         </w:rPr>
         <w:t xml:space="preserve"> Edwards Deming</w:t>
       </w:r>
-      <w:bookmarkStart w:id="0" w:name="_GoBack"/>
-      <w:bookmarkEnd w:id="0"/>
     </w:p>
     <w:p>
       <w:pPr>
@@ -5251,6 +5265,7 @@
         <w:docPartUnique/>
       </w:docPartObj>
     </w:sdtPr>
+    <w:sdtEndPr/>
     <w:sdtContent>
       <w:p>
         <w:pPr>
@@ -5867,6 +5882,7 @@
     <w:lsdException w:name="HTML Sample" w:semiHidden="1" w:unhideWhenUsed="1"/>
     <w:lsdException w:name="HTML Typewriter" w:semiHidden="1" w:unhideWhenUsed="1"/>
     <w:lsdException w:name="HTML Variable" w:semiHidden="1" w:unhideWhenUsed="1"/>
+    <w:lsdException w:name="Normal Table" w:semiHidden="1" w:unhideWhenUsed="1"/>
     <w:lsdException w:name="annotation subject" w:semiHidden="1" w:unhideWhenUsed="1"/>
     <w:lsdException w:name="No List" w:semiHidden="1" w:unhideWhenUsed="1"/>
     <w:lsdException w:name="Outline List 1" w:semiHidden="1" w:unhideWhenUsed="1"/>
@@ -5910,8 +5926,10 @@
     <w:lsdException w:name="Table Elegant" w:semiHidden="1" w:unhideWhenUsed="1"/>
     <w:lsdException w:name="Table Professional" w:semiHidden="1" w:unhideWhenUsed="1"/>
     <w:lsdException w:name="Table Subtle 1" w:semiHidden="1" w:unhideWhenUsed="1"/>
+    <w:lsdException w:name="Table Subtle 2" w:semiHidden="1" w:unhideWhenUsed="1"/>
     <w:lsdException w:name="Table Web 1" w:semiHidden="1" w:unhideWhenUsed="1"/>
     <w:lsdException w:name="Table Web 2" w:semiHidden="1" w:unhideWhenUsed="1"/>
+    <w:lsdException w:name="Table Web 3" w:semiHidden="1" w:unhideWhenUsed="1"/>
     <w:lsdException w:name="Balloon Text" w:semiHidden="1" w:unhideWhenUsed="1"/>
     <w:lsdException w:name="Table Grid" w:uiPriority="39"/>
     <w:lsdException w:name="Table Theme" w:semiHidden="1" w:unhideWhenUsed="1"/>
@@ -6288,6 +6306,7 @@
   <w:style w:type="character" w:default="1" w:styleId="Fontepargpadro">
     <w:name w:val="Default Paragraph Font"/>
     <w:uiPriority w:val="1"/>
+    <w:semiHidden/>
     <w:unhideWhenUsed/>
   </w:style>
   <w:style w:type="table" w:default="1" w:styleId="Tabelanormal">
@@ -6993,7 +7012,7 @@
 </file>
 
 <file path=customXml/itemProps1.xml><?xml version="1.0" encoding="utf-8"?>
-<ds:datastoreItem xmlns:ds="http://schemas.openxmlformats.org/officeDocument/2006/customXml" ds:itemID="{65EB37FA-140B-4BAB-B637-FAD5A46C1F07}">
+<ds:datastoreItem xmlns:ds="http://schemas.openxmlformats.org/officeDocument/2006/customXml" ds:itemID="{5D13EAC2-ACCB-4676-964E-43D126189CCF}">
   <ds:schemaRefs>
     <ds:schemaRef ds:uri="http://schemas.openxmlformats.org/officeDocument/2006/bibliography"/>
   </ds:schemaRefs>
